--- a/fall2025/dsc630_data_prediction/week2/Milestone 2.docx
+++ b/fall2025/dsc630_data_prediction/week2/Milestone 2.docx
@@ -65,6 +65,49 @@
     <w:p>
       <w:pPr>
         <w:spacing w:line="480" w:lineRule="auto"/>
+        <w:ind w:firstLine="720"/>
+      </w:pPr>
+      <w:r>
+        <w:t xml:space="preserve">This project has a few ethical concerns. Politics largely falls into left/right or Democrat/Republican paradigms. If a partisan individual analyzed this dataset, they might have an agenda to embarrass or humiliate the other side, politically speaking. As we dive into this topic, we do so in a non-partisan manner. It is unavoidable that we will encounter topics and individuals related to politics, but we will engage these topics only for the purpose of using data science tools </w:t>
+      </w:r>
+      <w:r>
+        <w:t xml:space="preserve">to extract insights, train models, and tell the story. </w:t>
+      </w:r>
+    </w:p>
+    <w:p>
+      <w:pPr>
+        <w:spacing w:line="480" w:lineRule="auto"/>
+        <w:ind w:firstLine="720"/>
+      </w:pPr>
+      <w:r>
+        <w:t xml:space="preserve">At the conclusion of our project, we will have a model that tells people news that they read is true or false. For many, those new stories drive their beliefs and excite their emotions. We cannot delay or </w:t>
+      </w:r>
+      <w:r>
+        <w:t>hide our results, regardless of which lies we expose.</w:t>
+      </w:r>
+    </w:p>
+    <w:p>
+      <w:pPr>
+        <w:spacing w:line="480" w:lineRule="auto"/>
+        <w:ind w:firstLine="720"/>
+      </w:pPr>
+      <w:r>
+        <w:t xml:space="preserve">There is a possibility that some of the results within the training data may have been recorded as true when they were </w:t>
+      </w:r>
+      <w:r>
+        <w:t>false</w:t>
+      </w:r>
+      <w:r>
+        <w:t xml:space="preserve">. The data itself originates from a fact-checking website, but truth is not as binary as a column labeled “temperature over 65.” This </w:t>
+      </w:r>
+      <w:r>
+        <w:lastRenderedPageBreak/>
+        <w:t xml:space="preserve">distinction is crucial because the model developed from this data could be utilized to filter or silence fake news. However, if the model were manipulated or fed improper data, it could be repurposed to silence data on grounds other than its authenticity as fake news. </w:t>
+      </w:r>
+    </w:p>
+    <w:p>
+      <w:pPr>
+        <w:spacing w:line="480" w:lineRule="auto"/>
       </w:pPr>
       <w:r>
         <w:tab/>
@@ -77,15 +120,10 @@
       </w:pPr>
       <w:r>
         <w:tab/>
-        <w:t xml:space="preserve">The model will be trained on a dataset comprising both genuine and fabricated data. We’ll then separate a test set, ensuring that the labels are removed, and assess the percentage of stories that the model incorrectly classified as false, which were </w:t>
-      </w:r>
-      <w:proofErr w:type="gramStart"/>
-      <w:r>
-        <w:t>actually false</w:t>
-      </w:r>
-      <w:proofErr w:type="gramEnd"/>
-      <w:r>
-        <w:t>.</w:t>
+        <w:t xml:space="preserve">The model will be trained on a dataset comprising both genuine and fabricated data. </w:t>
+      </w:r>
+      <w:r>
+        <w:t xml:space="preserve">We’ll separate a test set, remove labels, and assess the percentage of false stories incorrectly classified as false. While our goal is accurate predictions, we also seek insights into fake news characteristics for detection. For example, I’d like to know if certain word combinations or key words “tip” the model off to fake news. </w:t>
       </w:r>
     </w:p>
     <w:p>
@@ -93,11 +131,28 @@
         <w:spacing w:line="480" w:lineRule="auto"/>
       </w:pPr>
       <w:r>
-        <w:t xml:space="preserve">While our primary objective is to develop a model with highly accurate predictions, we also aim to gain insights into the key characteristics of fake news that can be identified to detect </w:t>
+        <w:tab/>
+        <w:t xml:space="preserve">This task is undoubtedly fraught with risks and ethical dilemmas. To create the training data, someone had to evaluate a news story as true or false. There’s a chance that a genuine news story was mistakenly recorded as false or vice versa. By making the dataset available for peer review, as </w:t>
+      </w:r>
+      <w:proofErr w:type="spellStart"/>
+      <w:r>
+        <w:t>Politifact</w:t>
+      </w:r>
+      <w:proofErr w:type="spellEnd"/>
+      <w:r>
+        <w:t xml:space="preserve"> and </w:t>
+      </w:r>
+      <w:proofErr w:type="spellStart"/>
+      <w:r>
+        <w:t>FakeNewsNet</w:t>
+      </w:r>
+      <w:proofErr w:type="spellEnd"/>
+      <w:r>
+        <w:t xml:space="preserve"> did, it becomes susceptible to criticism. Fake news is often crafted to evoke emotions and deceive readers into believing falsehoods. Consequently, individuals might develop an identity around the fake news, and </w:t>
       </w:r>
       <w:r>
         <w:lastRenderedPageBreak/>
-        <w:t xml:space="preserve">it. For instance, I would be interested in knowing if there exists a specific combination of words that “tip” the model off to the presence of fake news. </w:t>
+        <w:t>being informed that it was false could likely trigger backlash. Scientists must tread carefully on this path while upholding their ethical pursuit of truth.</w:t>
       </w:r>
     </w:p>
     <w:p>
@@ -106,23 +161,15 @@
       </w:pPr>
       <w:r>
         <w:tab/>
-        <w:t xml:space="preserve">This task is undoubtedly fraught with risks and ethical dilemmas. To create the training data, someone had to evaluate a news story as true or false. There’s a chance that a genuine news story was mistakenly recorded as false or vice versa. By making the dataset available for peer review, as </w:t>
-      </w:r>
-      <w:proofErr w:type="spellStart"/>
-      <w:r>
-        <w:t>Politifact</w:t>
-      </w:r>
-      <w:proofErr w:type="spellEnd"/>
-      <w:r>
-        <w:t xml:space="preserve"> and </w:t>
-      </w:r>
-      <w:proofErr w:type="spellStart"/>
-      <w:r>
-        <w:t>FakeNewsNet</w:t>
-      </w:r>
-      <w:proofErr w:type="spellEnd"/>
-      <w:r>
-        <w:t xml:space="preserve"> did, it becomes susceptible to criticism. Fake news is often crafted to evoke emotions and deceive readers into believing falsehoods. Consequently, individuals might develop an identity around the fake news, and being informed that it was false could likely trigger backlash. Scientists must tread carefully on this path while upholding their ethical pursuit of truth.</w:t>
+      </w:r>
+      <w:r>
+        <w:t>There is a possibility that this dataset may not meet our criteria for an NLP model, or that our NLP model may not achieve satisfactory results. In such a scenario, we will pivot to sentiment analysis. This will provide an alternative opportunity to analyze data, create new features, and establish new prediction targets.</w:t>
+      </w:r>
+      <w:r>
+        <w:t xml:space="preserve"> NLPs excel at this kind of problem, but there’s a possibility we switch to a different model or a evaluate a different dataset for fake news. The dataset also offers </w:t>
+      </w:r>
+      <w:r>
+        <w:t>two paths for news: gossip and political. While we will focus on politics, we can pivot to using gossip news if needed.</w:t>
       </w:r>
     </w:p>
     <w:p>
@@ -131,9 +178,40 @@
       </w:pPr>
       <w:r>
         <w:tab/>
-      </w:r>
-      <w:r>
-        <w:t>There is a possibility that this dataset may not meet our criteria for an NLP model, or that our NLP model may not achieve satisfactory results. In such a scenario, we will pivot to sentiment analysis. This will provide an alternative opportunity to analyze data, create new features, and establish new prediction targets.</w:t>
+        <w:t>Our overall goal is to train a model and predict unseen/test data with 75% accuracy</w:t>
+      </w:r>
+      <w:r>
+        <w:t>.</w:t>
+      </w:r>
+      <w:r>
+        <w:t xml:space="preserve"> </w:t>
+      </w:r>
+      <w:r>
+        <w:t>Secondary</w:t>
+      </w:r>
+      <w:r>
+        <w:t xml:space="preserve"> goals </w:t>
+      </w:r>
+      <w:r>
+        <w:t>are</w:t>
+      </w:r>
+      <w:r>
+        <w:t xml:space="preserve"> to identify keywords for both classes for comparison</w:t>
+      </w:r>
+      <w:r>
+        <w:t xml:space="preserve"> and track sentiment</w:t>
+      </w:r>
+      <w:r>
+        <w:t>.</w:t>
+      </w:r>
+      <w:r>
+        <w:t xml:space="preserve"> Also, we will conduct individual research on Twitter/X to track the headlines for some of these stories to see the type of audience/format for fake news.</w:t>
+      </w:r>
+      <w:r>
+        <w:t xml:space="preserve"> We’ve documented the ethical concerns and challenges. The data analysis will be submitted for peer reviews to ensure impartiality, quality control, and </w:t>
+      </w:r>
+      <w:r>
+        <w:t xml:space="preserve">foster feedback. </w:t>
       </w:r>
     </w:p>
     <w:p>
@@ -141,38 +219,41 @@
         <w:spacing w:line="480" w:lineRule="auto"/>
       </w:pPr>
       <w:r>
-        <w:tab/>
-        <w:t xml:space="preserve">Our overall goal is to train a model and predict unseen/test data with 75% accuracy. </w:t>
-      </w:r>
-      <w:r>
-        <w:t>Secondary</w:t>
-      </w:r>
-      <w:r>
-        <w:t xml:space="preserve"> goals </w:t>
-      </w:r>
-      <w:r>
-        <w:t>are</w:t>
-      </w:r>
-      <w:r>
-        <w:t xml:space="preserve"> to identify keywords for both classes for comparison</w:t>
-      </w:r>
-      <w:r>
-        <w:t xml:space="preserve"> and track sentiment</w:t>
-      </w:r>
-      <w:r>
-        <w:t>.</w:t>
-      </w:r>
-      <w:r>
-        <w:t xml:space="preserve"> Also, we will conduct individual research on Twitter/X to track the headlines for some of these stories to see the type of audience/format for fake news.</w:t>
-      </w:r>
+        <w:t>Fake News Dataset:</w:t>
+      </w:r>
+      <w:r>
+        <w:t xml:space="preserve"> </w:t>
+      </w:r>
+      <w:hyperlink r:id="rId7" w:history="1">
+        <w:r>
+          <w:rPr>
+            <w:rStyle w:val="Hyperlink"/>
+          </w:rPr>
+          <w:t>https://www.kaggle.com/datasets/algord/fake-news</w:t>
+        </w:r>
+      </w:hyperlink>
     </w:p>
     <w:p>
       <w:pPr>
         <w:spacing w:line="480" w:lineRule="auto"/>
       </w:pPr>
+      <w:r>
+        <w:t>Additional GitHub repo:</w:t>
+      </w:r>
+      <w:r>
+        <w:t xml:space="preserve"> </w:t>
+      </w:r>
+      <w:hyperlink r:id="rId8" w:history="1">
+        <w:r>
+          <w:rPr>
+            <w:rStyle w:val="Hyperlink"/>
+          </w:rPr>
+          <w:t>https://github.com/KaiDMML/FakeNewsNet</w:t>
+        </w:r>
+      </w:hyperlink>
     </w:p>
     <w:sectPr>
-      <w:headerReference w:type="default" r:id="rId7"/>
+      <w:headerReference w:type="default" r:id="rId9"/>
       <w:pgSz w:w="12240" w:h="15840"/>
       <w:pgMar w:top="1440" w:right="1440" w:bottom="1440" w:left="1440" w:header="720" w:footer="720" w:gutter="0"/>
       <w:cols w:space="720"/>
@@ -278,13 +359,7 @@
       <w:pStyle w:val="Header"/>
     </w:pPr>
     <w:r>
-      <w:t xml:space="preserve">September </w:t>
-    </w:r>
-    <w:r>
-      <w:t>14</w:t>
-    </w:r>
-    <w:r>
-      <w:t>, 2025</w:t>
+      <w:t>September 14, 2025</w:t>
     </w:r>
   </w:p>
   <w:p>
@@ -1414,6 +1489,41 @@
     <w:uiPriority w:val="99"/>
     <w:rsid w:val="004D2FA5"/>
   </w:style>
+  <w:style w:type="character" w:styleId="Hyperlink">
+    <w:name w:val="Hyperlink"/>
+    <w:basedOn w:val="DefaultParagraphFont"/>
+    <w:uiPriority w:val="99"/>
+    <w:unhideWhenUsed/>
+    <w:rsid w:val="00EA4B95"/>
+    <w:rPr>
+      <w:color w:val="467886" w:themeColor="hyperlink"/>
+      <w:u w:val="single"/>
+    </w:rPr>
+  </w:style>
+  <w:style w:type="character" w:styleId="UnresolvedMention">
+    <w:name w:val="Unresolved Mention"/>
+    <w:basedOn w:val="DefaultParagraphFont"/>
+    <w:uiPriority w:val="99"/>
+    <w:semiHidden/>
+    <w:unhideWhenUsed/>
+    <w:rsid w:val="00EA4B95"/>
+    <w:rPr>
+      <w:color w:val="605E5C"/>
+      <w:shd w:val="clear" w:color="auto" w:fill="E1DFDD"/>
+    </w:rPr>
+  </w:style>
+  <w:style w:type="character" w:styleId="FollowedHyperlink">
+    <w:name w:val="FollowedHyperlink"/>
+    <w:basedOn w:val="DefaultParagraphFont"/>
+    <w:uiPriority w:val="99"/>
+    <w:semiHidden/>
+    <w:unhideWhenUsed/>
+    <w:rsid w:val="00AD0829"/>
+    <w:rPr>
+      <w:color w:val="96607D" w:themeColor="followedHyperlink"/>
+      <w:u w:val="single"/>
+    </w:rPr>
+  </w:style>
 </w:styles>
 </file>
 
